--- a/會議記錄/0922.docx
+++ b/會議記錄/0922.docx
@@ -4,6 +4,9 @@
   <w:body>
     <w:p>
       <w:r>
+        <w:rPr>
+          <w:noProof/>
+        </w:rPr>
         <w:drawing>
           <wp:inline distT="0" distB="0" distL="0" distR="0" wp14:anchorId="36A68FA8" wp14:editId="351E7E55">
             <wp:extent cx="5274310" cy="2545080"/>
@@ -41,13 +44,7 @@
         </w:drawing>
       </w:r>
     </w:p>
-    <w:p>
-      <w:pPr>
-        <w:rPr>
-          <w:rFonts w:hint="eastAsia"/>
-        </w:rPr>
-      </w:pPr>
-    </w:p>
+    <w:p/>
     <w:p>
       <w:r>
         <w:rPr>
@@ -76,13 +73,7 @@
         <w:t>投影片</w:t>
       </w:r>
     </w:p>
-    <w:p>
-      <w:pPr>
-        <w:rPr>
-          <w:rFonts w:hint="eastAsia"/>
-        </w:rPr>
-      </w:pPr>
-    </w:p>
+    <w:p/>
     <w:p>
       <w:r>
         <w:rPr>
@@ -233,11 +224,6 @@
       </w:r>
     </w:p>
     <w:p>
-      <w:pPr>
-        <w:rPr>
-          <w:rFonts w:hint="eastAsia"/>
-        </w:rPr>
-      </w:pPr>
       <w:r>
         <w:rPr>
           <w:rFonts w:hint="eastAsia"/>
@@ -261,6 +247,12 @@
         <w:rPr>
           <w:rFonts w:hint="eastAsia"/>
         </w:rPr>
+        <w:t>繼續</w:t>
+      </w:r>
+      <w:r>
+        <w:rPr>
+          <w:rFonts w:hint="eastAsia"/>
+        </w:rPr>
         <w:t>改複審文件</w:t>
       </w:r>
     </w:p>
@@ -330,20 +322,8 @@
       </w:r>
     </w:p>
     <w:p/>
-    <w:p>
-      <w:pPr>
-        <w:rPr>
-          <w:rFonts w:hint="eastAsia"/>
-        </w:rPr>
-      </w:pPr>
-    </w:p>
-    <w:p>
-      <w:pPr>
-        <w:rPr>
-          <w:rFonts w:hint="eastAsia"/>
-        </w:rPr>
-      </w:pPr>
-    </w:p>
+    <w:p/>
+    <w:p/>
     <w:sectPr>
       <w:pgSz w:w="11906" w:h="16838"/>
       <w:pgMar w:top="1440" w:right="1800" w:bottom="1440" w:left="1800" w:header="851" w:footer="992" w:gutter="0"/>

--- a/會議記錄/0922.docx
+++ b/會議記錄/0922.docx
@@ -274,6 +274,12 @@
       </w:r>
     </w:p>
     <w:p>
+      <w:r>
+        <w:rPr>
+          <w:rFonts w:hint="eastAsia"/>
+        </w:rPr>
+        <w:t>繼續修改</w:t>
+      </w:r>
       <w:r>
         <w:t>Innoserve</w:t>
       </w:r>
